--- a/flow/20230914_vu_template/drafts/2024-11-u/18-ПН-Платона_Романа.docx
+++ b/flow/20230914_vu_template/drafts/2024-11-u/18-ПН-Платона_Романа.docx
@@ -10149,12 +10149,8 @@
     </w:p>
     <w:p>
       <w:pPr>
-        <w:spacing w:after="120"/>
-        <w:rPr>
-          <w:rFonts w:ascii="Times New Roman" w:hAnsi="Times New Roman"/>
-          <w:sz w:val="24"/>
-          <w:szCs w:val="24"/>
-        </w:rPr>
+        <w:pStyle w:val="Normal"/>
+        <w:spacing w:after="120"/>
       </w:pPr>
       <w:r>
         <w:rPr>
@@ -10162,15 +10158,24 @@
           <w:b/>
           <w:color w:val="000000"/>
           <w:sz w:val="24"/>
-          <w:szCs w:val="24"/>
-        </w:rPr>
-        <w:t>Го</w:t>
-      </w:r>
-      <w:r>
-        <w:rPr>
-          <w:rFonts w:ascii="Times New Roman" w:hAnsi="Times New Roman"/>
-          <w:sz w:val="24"/>
-          <w:szCs w:val="24"/>
+        </w:rPr>
+        <w:t xml:space="preserve">Го́споди, взива́ю я до Те́бе, ви́слухай мене́.* </w:t>
+      </w:r>
+      <w:r>
+        <w:rPr>
+          <w:rFonts w:ascii="Times New Roman" w:hAnsi="Times New Roman"/>
+          <w:b/>
+          <w:color w:val="000000"/>
+          <w:sz w:val="24"/>
+        </w:rPr>
+        <w:t>Ви</w:t>
+      </w:r>
+      <w:r>
+        <w:rPr>
+          <w:rFonts w:ascii="Times New Roman" w:hAnsi="Times New Roman"/>
+          <w:b/>
+          <w:color w:val="000000"/>
+          <w:sz w:val="24"/>
         </w:rPr>
         <w:t>́</w:t>
       </w:r>
@@ -10180,15 +10185,69 @@
           <w:b/>
           <w:color w:val="000000"/>
           <w:sz w:val="24"/>
-          <w:szCs w:val="24"/>
+        </w:rPr>
+        <w:t>слухай мене</w:t>
+      </w:r>
+      <w:r>
+        <w:rPr>
+          <w:rFonts w:ascii="Times New Roman" w:hAnsi="Times New Roman"/>
+          <w:b/>
+          <w:color w:val="000000"/>
+          <w:sz w:val="24"/>
+        </w:rPr>
+        <w:t>́</w:t>
+      </w:r>
+      <w:r>
+        <w:rPr>
+          <w:rFonts w:ascii="Times New Roman" w:hAnsi="Times New Roman"/>
+          <w:b/>
+          <w:color w:val="000000"/>
+          <w:sz w:val="24"/>
+        </w:rPr>
+        <w:t>, Го</w:t>
+      </w:r>
+      <w:r>
+        <w:rPr>
+          <w:rFonts w:ascii="Times New Roman" w:hAnsi="Times New Roman"/>
+          <w:b/>
+          <w:color w:val="000000"/>
+          <w:sz w:val="24"/>
+        </w:rPr>
+        <w:t>́</w:t>
+      </w:r>
+      <w:r>
+        <w:rPr>
+          <w:rFonts w:ascii="Times New Roman" w:hAnsi="Times New Roman"/>
+          <w:b/>
+          <w:color w:val="000000"/>
+          <w:sz w:val="24"/>
+        </w:rPr>
+        <w:t>споди.* Го</w:t>
+      </w:r>
+      <w:r>
+        <w:rPr>
+          <w:rFonts w:ascii="Times New Roman" w:hAnsi="Times New Roman"/>
+          <w:b/>
+          <w:color w:val="000000"/>
+          <w:sz w:val="24"/>
+        </w:rPr>
+        <w:t>́</w:t>
+      </w:r>
+      <w:r>
+        <w:rPr>
+          <w:rFonts w:ascii="Times New Roman" w:hAnsi="Times New Roman"/>
+          <w:b/>
+          <w:color w:val="000000"/>
+          <w:sz w:val="24"/>
         </w:rPr>
         <w:t>споди, взива</w:t>
       </w:r>
       <w:r>
         <w:rPr>
           <w:rFonts w:ascii="Times New Roman" w:hAnsi="Times New Roman"/>
-          <w:sz w:val="24"/>
-          <w:szCs w:val="24"/>
+          <w:b/>
+          <w:color w:val="000000"/>
+          <w:sz w:val="24"/>
         </w:rPr>
         <w:t>́</w:t>
       </w:r>
@@ -10198,15 +10257,15 @@
           <w:b/>
           <w:color w:val="000000"/>
           <w:sz w:val="24"/>
-          <w:szCs w:val="24"/>
         </w:rPr>
         <w:t>ю я до Те</w:t>
       </w:r>
       <w:r>
         <w:rPr>
           <w:rFonts w:ascii="Times New Roman" w:hAnsi="Times New Roman"/>
-          <w:sz w:val="24"/>
-          <w:szCs w:val="24"/>
+          <w:b/>
+          <w:color w:val="000000"/>
+          <w:sz w:val="24"/>
         </w:rPr>
         <w:t>́</w:t>
       </w:r>
@@ -10216,15 +10275,15 @@
           <w:b/>
           <w:color w:val="000000"/>
           <w:sz w:val="24"/>
-          <w:szCs w:val="24"/>
         </w:rPr>
         <w:t>бе, ви</w:t>
       </w:r>
       <w:r>
         <w:rPr>
           <w:rFonts w:ascii="Times New Roman" w:hAnsi="Times New Roman"/>
-          <w:sz w:val="24"/>
-          <w:szCs w:val="24"/>
+          <w:b/>
+          <w:color w:val="000000"/>
+          <w:sz w:val="24"/>
         </w:rPr>
         <w:t>́</w:t>
       </w:r>
@@ -10234,15 +10293,15 @@
           <w:b/>
           <w:color w:val="000000"/>
           <w:sz w:val="24"/>
-          <w:szCs w:val="24"/>
         </w:rPr>
         <w:t>слухай мене</w:t>
       </w:r>
       <w:r>
         <w:rPr>
           <w:rFonts w:ascii="Times New Roman" w:hAnsi="Times New Roman"/>
-          <w:sz w:val="24"/>
-          <w:szCs w:val="24"/>
+          <w:b/>
+          <w:color w:val="000000"/>
+          <w:sz w:val="24"/>
         </w:rPr>
         <w:t>́</w:t>
       </w:r>
@@ -10252,15 +10311,15 @@
           <w:b/>
           <w:color w:val="000000"/>
           <w:sz w:val="24"/>
-          <w:szCs w:val="24"/>
-        </w:rPr>
-        <w:t>.* Ви</w:t>
-      </w:r>
-      <w:r>
-        <w:rPr>
-          <w:rFonts w:ascii="Times New Roman" w:hAnsi="Times New Roman"/>
-          <w:sz w:val="24"/>
-          <w:szCs w:val="24"/>
+        </w:rPr>
+        <w:t>.* Почу</w:t>
+      </w:r>
+      <w:r>
+        <w:rPr>
+          <w:rFonts w:ascii="Times New Roman" w:hAnsi="Times New Roman"/>
+          <w:b/>
+          <w:color w:val="000000"/>
+          <w:sz w:val="24"/>
         </w:rPr>
         <w:t>́</w:t>
       </w:r>
@@ -10270,15 +10329,15 @@
           <w:b/>
           <w:color w:val="000000"/>
           <w:sz w:val="24"/>
-          <w:szCs w:val="24"/>
-        </w:rPr>
-        <w:t>слухай мене, Го</w:t>
-      </w:r>
-      <w:r>
-        <w:rPr>
-          <w:rFonts w:ascii="Times New Roman" w:hAnsi="Times New Roman"/>
-          <w:sz w:val="24"/>
-          <w:szCs w:val="24"/>
+        </w:rPr>
+        <w:t>й го</w:t>
+      </w:r>
+      <w:r>
+        <w:rPr>
+          <w:rFonts w:ascii="Times New Roman" w:hAnsi="Times New Roman"/>
+          <w:b/>
+          <w:color w:val="000000"/>
+          <w:sz w:val="24"/>
         </w:rPr>
         <w:t>́</w:t>
       </w:r>
@@ -10288,15 +10347,15 @@
           <w:b/>
           <w:color w:val="000000"/>
           <w:sz w:val="24"/>
-          <w:szCs w:val="24"/>
-        </w:rPr>
-        <w:t>споди.* Го</w:t>
-      </w:r>
-      <w:r>
-        <w:rPr>
-          <w:rFonts w:ascii="Times New Roman" w:hAnsi="Times New Roman"/>
-          <w:sz w:val="24"/>
-          <w:szCs w:val="24"/>
+        </w:rPr>
+        <w:t>лос молі</w:t>
+      </w:r>
+      <w:r>
+        <w:rPr>
+          <w:rFonts w:ascii="Times New Roman" w:hAnsi="Times New Roman"/>
+          <w:b/>
+          <w:color w:val="000000"/>
+          <w:sz w:val="24"/>
         </w:rPr>
         <w:t>́</w:t>
       </w:r>
@@ -10306,15 +10365,15 @@
           <w:b/>
           <w:color w:val="000000"/>
           <w:sz w:val="24"/>
-          <w:szCs w:val="24"/>
-        </w:rPr>
-        <w:t>споди, взива</w:t>
-      </w:r>
-      <w:r>
-        <w:rPr>
-          <w:rFonts w:ascii="Times New Roman" w:hAnsi="Times New Roman"/>
-          <w:sz w:val="24"/>
-          <w:szCs w:val="24"/>
+        </w:rPr>
+        <w:t>ння мого</w:t>
+      </w:r>
+      <w:r>
+        <w:rPr>
+          <w:rFonts w:ascii="Times New Roman" w:hAnsi="Times New Roman"/>
+          <w:b/>
+          <w:color w:val="000000"/>
+          <w:sz w:val="24"/>
         </w:rPr>
         <w:t>́</w:t>
       </w:r>
@@ -10324,15 +10383,15 @@
           <w:b/>
           <w:color w:val="000000"/>
           <w:sz w:val="24"/>
-          <w:szCs w:val="24"/>
-        </w:rPr>
-        <w:t>ю я до Те</w:t>
-      </w:r>
-      <w:r>
-        <w:rPr>
-          <w:rFonts w:ascii="Times New Roman" w:hAnsi="Times New Roman"/>
-          <w:sz w:val="24"/>
-          <w:szCs w:val="24"/>
+        </w:rPr>
+        <w:t>,* коли</w:t>
+      </w:r>
+      <w:r>
+        <w:rPr>
+          <w:rFonts w:ascii="Times New Roman" w:hAnsi="Times New Roman"/>
+          <w:b/>
+          <w:color w:val="000000"/>
+          <w:sz w:val="24"/>
         </w:rPr>
         <w:t>́</w:t>
       </w:r>
@@ -10342,15 +10401,15 @@
           <w:b/>
           <w:color w:val="000000"/>
           <w:sz w:val="24"/>
-          <w:szCs w:val="24"/>
-        </w:rPr>
-        <w:t>бе, ви</w:t>
-      </w:r>
-      <w:r>
-        <w:rPr>
-          <w:rFonts w:ascii="Times New Roman" w:hAnsi="Times New Roman"/>
-          <w:sz w:val="24"/>
-          <w:szCs w:val="24"/>
+        </w:rPr>
+        <w:t xml:space="preserve"> взива</w:t>
+      </w:r>
+      <w:r>
+        <w:rPr>
+          <w:rFonts w:ascii="Times New Roman" w:hAnsi="Times New Roman"/>
+          <w:b/>
+          <w:color w:val="000000"/>
+          <w:sz w:val="24"/>
         </w:rPr>
         <w:t>́</w:t>
       </w:r>
@@ -10360,15 +10419,51 @@
           <w:b/>
           <w:color w:val="000000"/>
           <w:sz w:val="24"/>
-          <w:szCs w:val="24"/>
+        </w:rPr>
+        <w:t>ю до Те</w:t>
+      </w:r>
+      <w:r>
+        <w:rPr>
+          <w:rFonts w:ascii="Times New Roman" w:hAnsi="Times New Roman"/>
+          <w:b/>
+          <w:color w:val="000000"/>
+          <w:sz w:val="24"/>
+        </w:rPr>
+        <w:t>́</w:t>
+      </w:r>
+      <w:r>
+        <w:rPr>
+          <w:rFonts w:ascii="Times New Roman" w:hAnsi="Times New Roman"/>
+          <w:b/>
+          <w:color w:val="000000"/>
+          <w:sz w:val="24"/>
+        </w:rPr>
+        <w:t>бе.* Ви</w:t>
+      </w:r>
+      <w:r>
+        <w:rPr>
+          <w:rFonts w:ascii="Times New Roman" w:hAnsi="Times New Roman"/>
+          <w:b/>
+          <w:color w:val="000000"/>
+          <w:sz w:val="24"/>
+        </w:rPr>
+        <w:t>́</w:t>
+      </w:r>
+      <w:r>
+        <w:rPr>
+          <w:rFonts w:ascii="Times New Roman" w:hAnsi="Times New Roman"/>
+          <w:b/>
+          <w:color w:val="000000"/>
+          <w:sz w:val="24"/>
         </w:rPr>
         <w:t>слухай мене</w:t>
       </w:r>
       <w:r>
         <w:rPr>
           <w:rFonts w:ascii="Times New Roman" w:hAnsi="Times New Roman"/>
-          <w:sz w:val="24"/>
-          <w:szCs w:val="24"/>
+          <w:b/>
+          <w:color w:val="000000"/>
+          <w:sz w:val="24"/>
         </w:rPr>
         <w:t>́</w:t>
       </w:r>
@@ -10378,15 +10473,15 @@
           <w:b/>
           <w:color w:val="000000"/>
           <w:sz w:val="24"/>
-          <w:szCs w:val="24"/>
-        </w:rPr>
-        <w:t>.* Почу</w:t>
-      </w:r>
-      <w:r>
-        <w:rPr>
-          <w:rFonts w:ascii="Times New Roman" w:hAnsi="Times New Roman"/>
-          <w:sz w:val="24"/>
-          <w:szCs w:val="24"/>
+        </w:rPr>
+        <w:t>, Го</w:t>
+      </w:r>
+      <w:r>
+        <w:rPr>
+          <w:rFonts w:ascii="Times New Roman" w:hAnsi="Times New Roman"/>
+          <w:b/>
+          <w:color w:val="000000"/>
+          <w:sz w:val="24"/>
         </w:rPr>
         <w:t>́</w:t>
       </w:r>
@@ -10396,15 +10491,30 @@
           <w:b/>
           <w:color w:val="000000"/>
           <w:sz w:val="24"/>
-          <w:szCs w:val="24"/>
-        </w:rPr>
-        <w:t>й го</w:t>
-      </w:r>
-      <w:r>
-        <w:rPr>
-          <w:rFonts w:ascii="Times New Roman" w:hAnsi="Times New Roman"/>
-          <w:sz w:val="24"/>
-          <w:szCs w:val="24"/>
+        </w:rPr>
+        <w:t>споди.</w:t>
+      </w:r>
+    </w:p>
+    <w:p>
+      <w:pPr>
+        <w:pStyle w:val="Normal"/>
+        <w:spacing w:after="120"/>
+      </w:pPr>
+      <w:r>
+        <w:rPr>
+          <w:rFonts w:ascii="Times New Roman" w:hAnsi="Times New Roman"/>
+          <w:b/>
+          <w:color w:val="000000"/>
+          <w:sz w:val="24"/>
+        </w:rPr>
+        <w:t>Неха</w:t>
+      </w:r>
+      <w:r>
+        <w:rPr>
+          <w:rFonts w:ascii="Times New Roman" w:hAnsi="Times New Roman"/>
+          <w:b/>
+          <w:color w:val="000000"/>
+          <w:sz w:val="24"/>
         </w:rPr>
         <w:t>́</w:t>
       </w:r>
@@ -10414,15 +10524,15 @@
           <w:b/>
           <w:color w:val="000000"/>
           <w:sz w:val="24"/>
-          <w:szCs w:val="24"/>
-        </w:rPr>
-        <w:t>лос молі</w:t>
-      </w:r>
-      <w:r>
-        <w:rPr>
-          <w:rFonts w:ascii="Times New Roman" w:hAnsi="Times New Roman"/>
-          <w:sz w:val="24"/>
-          <w:szCs w:val="24"/>
+        </w:rPr>
+        <w:t>й піднесе</w:t>
+      </w:r>
+      <w:r>
+        <w:rPr>
+          <w:rFonts w:ascii="Times New Roman" w:hAnsi="Times New Roman"/>
+          <w:b/>
+          <w:color w:val="000000"/>
+          <w:sz w:val="24"/>
         </w:rPr>
         <w:t>́</w:t>
       </w:r>
@@ -10432,15 +10542,15 @@
           <w:b/>
           <w:color w:val="000000"/>
           <w:sz w:val="24"/>
-          <w:szCs w:val="24"/>
-        </w:rPr>
-        <w:t>ння мого</w:t>
-      </w:r>
-      <w:r>
-        <w:rPr>
-          <w:rFonts w:ascii="Times New Roman" w:hAnsi="Times New Roman"/>
-          <w:sz w:val="24"/>
-          <w:szCs w:val="24"/>
+        </w:rPr>
+        <w:t>ться моли</w:t>
+      </w:r>
+      <w:r>
+        <w:rPr>
+          <w:rFonts w:ascii="Times New Roman" w:hAnsi="Times New Roman"/>
+          <w:b/>
+          <w:color w:val="000000"/>
+          <w:sz w:val="24"/>
         </w:rPr>
         <w:t>́</w:t>
       </w:r>
@@ -10450,15 +10560,15 @@
           <w:b/>
           <w:color w:val="000000"/>
           <w:sz w:val="24"/>
-          <w:szCs w:val="24"/>
-        </w:rPr>
-        <w:t>,* коли</w:t>
-      </w:r>
-      <w:r>
-        <w:rPr>
-          <w:rFonts w:ascii="Times New Roman" w:hAnsi="Times New Roman"/>
-          <w:sz w:val="24"/>
-          <w:szCs w:val="24"/>
+        </w:rPr>
+        <w:t>тва моя</w:t>
+      </w:r>
+      <w:r>
+        <w:rPr>
+          <w:rFonts w:ascii="Times New Roman" w:hAnsi="Times New Roman"/>
+          <w:b/>
+          <w:color w:val="000000"/>
+          <w:sz w:val="24"/>
         </w:rPr>
         <w:t>́</w:t>
       </w:r>
@@ -10468,15 +10578,15 @@
           <w:b/>
           <w:color w:val="000000"/>
           <w:sz w:val="24"/>
-          <w:szCs w:val="24"/>
-        </w:rPr>
-        <w:t xml:space="preserve"> взива</w:t>
-      </w:r>
-      <w:r>
-        <w:rPr>
-          <w:rFonts w:ascii="Times New Roman" w:hAnsi="Times New Roman"/>
-          <w:sz w:val="24"/>
-          <w:szCs w:val="24"/>
+        </w:rPr>
+        <w:t>,* мов кади</w:t>
+      </w:r>
+      <w:r>
+        <w:rPr>
+          <w:rFonts w:ascii="Times New Roman" w:hAnsi="Times New Roman"/>
+          <w:b/>
+          <w:color w:val="000000"/>
+          <w:sz w:val="24"/>
         </w:rPr>
         <w:t>́</w:t>
       </w:r>
@@ -10486,15 +10596,15 @@
           <w:b/>
           <w:color w:val="000000"/>
           <w:sz w:val="24"/>
-          <w:szCs w:val="24"/>
-        </w:rPr>
-        <w:t>ю до Те</w:t>
-      </w:r>
-      <w:r>
-        <w:rPr>
-          <w:rFonts w:ascii="Times New Roman" w:hAnsi="Times New Roman"/>
-          <w:sz w:val="24"/>
-          <w:szCs w:val="24"/>
+        </w:rPr>
+        <w:t>ло пе</w:t>
+      </w:r>
+      <w:r>
+        <w:rPr>
+          <w:rFonts w:ascii="Times New Roman" w:hAnsi="Times New Roman"/>
+          <w:b/>
+          <w:color w:val="000000"/>
+          <w:sz w:val="24"/>
         </w:rPr>
         <w:t>́</w:t>
       </w:r>
@@ -10504,15 +10614,15 @@
           <w:b/>
           <w:color w:val="000000"/>
           <w:sz w:val="24"/>
-          <w:szCs w:val="24"/>
-        </w:rPr>
-        <w:t>бе.* Ви</w:t>
-      </w:r>
-      <w:r>
-        <w:rPr>
-          <w:rFonts w:ascii="Times New Roman" w:hAnsi="Times New Roman"/>
-          <w:sz w:val="24"/>
-          <w:szCs w:val="24"/>
+        </w:rPr>
+        <w:t>ред Тобо</w:t>
+      </w:r>
+      <w:r>
+        <w:rPr>
+          <w:rFonts w:ascii="Times New Roman" w:hAnsi="Times New Roman"/>
+          <w:b/>
+          <w:color w:val="000000"/>
+          <w:sz w:val="24"/>
         </w:rPr>
         <w:t>́</w:t>
       </w:r>
@@ -10522,15 +10632,114 @@
           <w:b/>
           <w:color w:val="000000"/>
           <w:sz w:val="24"/>
-          <w:szCs w:val="24"/>
+        </w:rPr>
+        <w:t>ю;* підно</w:t>
+      </w:r>
+      <w:r>
+        <w:rPr>
+          <w:rFonts w:ascii="Times New Roman" w:hAnsi="Times New Roman"/>
+          <w:b/>
+          <w:color w:val="000000"/>
+          <w:sz w:val="24"/>
+        </w:rPr>
+        <w:t>́</w:t>
+      </w:r>
+      <w:r>
+        <w:rPr>
+          <w:rFonts w:ascii="Times New Roman" w:hAnsi="Times New Roman"/>
+          <w:b/>
+          <w:color w:val="000000"/>
+          <w:sz w:val="24"/>
+        </w:rPr>
+        <w:t>шення рук мої</w:t>
+      </w:r>
+      <w:r>
+        <w:rPr>
+          <w:rFonts w:ascii="Times New Roman" w:hAnsi="Times New Roman"/>
+          <w:b/>
+          <w:color w:val="000000"/>
+          <w:sz w:val="24"/>
+        </w:rPr>
+        <w:t>́</w:t>
+      </w:r>
+      <w:r>
+        <w:rPr>
+          <w:rFonts w:ascii="Times New Roman" w:hAnsi="Times New Roman"/>
+          <w:b/>
+          <w:color w:val="000000"/>
+          <w:sz w:val="24"/>
+        </w:rPr>
+        <w:t>х,* як же</w:t>
+      </w:r>
+      <w:r>
+        <w:rPr>
+          <w:rFonts w:ascii="Times New Roman" w:hAnsi="Times New Roman"/>
+          <w:b/>
+          <w:color w:val="000000"/>
+          <w:sz w:val="24"/>
+        </w:rPr>
+        <w:t>́</w:t>
+      </w:r>
+      <w:r>
+        <w:rPr>
+          <w:rFonts w:ascii="Times New Roman" w:hAnsi="Times New Roman"/>
+          <w:b/>
+          <w:color w:val="000000"/>
+          <w:sz w:val="24"/>
+        </w:rPr>
+        <w:t>ртва вечі</w:t>
+      </w:r>
+      <w:r>
+        <w:rPr>
+          <w:rFonts w:ascii="Times New Roman" w:hAnsi="Times New Roman"/>
+          <w:b/>
+          <w:color w:val="000000"/>
+          <w:sz w:val="24"/>
+        </w:rPr>
+        <w:t>́</w:t>
+      </w:r>
+      <w:r>
+        <w:rPr>
+          <w:rFonts w:ascii="Times New Roman" w:hAnsi="Times New Roman"/>
+          <w:b/>
+          <w:color w:val="000000"/>
+          <w:sz w:val="24"/>
+        </w:rPr>
+        <w:t xml:space="preserve">рня.* </w:t>
+      </w:r>
+      <w:r>
+        <w:rPr>
+          <w:rFonts w:ascii="Times New Roman" w:hAnsi="Times New Roman"/>
+          <w:b/>
+          <w:color w:val="000000"/>
+          <w:sz w:val="24"/>
+        </w:rPr>
+        <w:t>Ви</w:t>
+      </w:r>
+      <w:r>
+        <w:rPr>
+          <w:rFonts w:ascii="Times New Roman" w:hAnsi="Times New Roman"/>
+          <w:b/>
+          <w:color w:val="000000"/>
+          <w:sz w:val="24"/>
+        </w:rPr>
+        <w:t>́</w:t>
+      </w:r>
+      <w:r>
+        <w:rPr>
+          <w:rFonts w:ascii="Times New Roman" w:hAnsi="Times New Roman"/>
+          <w:b/>
+          <w:color w:val="000000"/>
+          <w:sz w:val="24"/>
         </w:rPr>
         <w:t>слухай мене</w:t>
       </w:r>
       <w:r>
         <w:rPr>
           <w:rFonts w:ascii="Times New Roman" w:hAnsi="Times New Roman"/>
-          <w:sz w:val="24"/>
-          <w:szCs w:val="24"/>
+          <w:b/>
+          <w:color w:val="000000"/>
+          <w:sz w:val="24"/>
         </w:rPr>
         <w:t>́</w:t>
       </w:r>
@@ -10540,15 +10749,15 @@
           <w:b/>
           <w:color w:val="000000"/>
           <w:sz w:val="24"/>
-          <w:szCs w:val="24"/>
         </w:rPr>
         <w:t>, Го</w:t>
       </w:r>
       <w:r>
         <w:rPr>
           <w:rFonts w:ascii="Times New Roman" w:hAnsi="Times New Roman"/>
-          <w:sz w:val="24"/>
-          <w:szCs w:val="24"/>
+          <w:b/>
+          <w:color w:val="000000"/>
+          <w:sz w:val="24"/>
         </w:rPr>
         <w:t>́</w:t>
       </w:r>
@@ -10558,279 +10767,6 @@
           <w:b/>
           <w:color w:val="000000"/>
           <w:sz w:val="24"/>
-          <w:szCs w:val="24"/>
-        </w:rPr>
-        <w:t>споди.</w:t>
-      </w:r>
-    </w:p>
-    <w:p>
-      <w:pPr>
-        <w:spacing w:after="120"/>
-        <w:rPr>
-          <w:rFonts w:ascii="Times New Roman" w:hAnsi="Times New Roman"/>
-          <w:sz w:val="24"/>
-          <w:szCs w:val="24"/>
-        </w:rPr>
-      </w:pPr>
-      <w:r>
-        <w:rPr>
-          <w:rFonts w:ascii="Times New Roman" w:hAnsi="Times New Roman"/>
-          <w:b/>
-          <w:color w:val="000000"/>
-          <w:sz w:val="24"/>
-          <w:szCs w:val="24"/>
-        </w:rPr>
-        <w:t>Неха</w:t>
-      </w:r>
-      <w:r>
-        <w:rPr>
-          <w:rFonts w:ascii="Times New Roman" w:hAnsi="Times New Roman"/>
-          <w:sz w:val="24"/>
-          <w:szCs w:val="24"/>
-        </w:rPr>
-        <w:t>́</w:t>
-      </w:r>
-      <w:r>
-        <w:rPr>
-          <w:rFonts w:ascii="Times New Roman" w:hAnsi="Times New Roman"/>
-          <w:b/>
-          <w:color w:val="000000"/>
-          <w:sz w:val="24"/>
-          <w:szCs w:val="24"/>
-        </w:rPr>
-        <w:t>й піднесе</w:t>
-      </w:r>
-      <w:r>
-        <w:rPr>
-          <w:rFonts w:ascii="Times New Roman" w:hAnsi="Times New Roman"/>
-          <w:sz w:val="24"/>
-          <w:szCs w:val="24"/>
-        </w:rPr>
-        <w:t>́</w:t>
-      </w:r>
-      <w:r>
-        <w:rPr>
-          <w:rFonts w:ascii="Times New Roman" w:hAnsi="Times New Roman"/>
-          <w:b/>
-          <w:color w:val="000000"/>
-          <w:sz w:val="24"/>
-          <w:szCs w:val="24"/>
-        </w:rPr>
-        <w:t>ться моли</w:t>
-      </w:r>
-      <w:r>
-        <w:rPr>
-          <w:rFonts w:ascii="Times New Roman" w:hAnsi="Times New Roman"/>
-          <w:sz w:val="24"/>
-          <w:szCs w:val="24"/>
-        </w:rPr>
-        <w:t>́</w:t>
-      </w:r>
-      <w:r>
-        <w:rPr>
-          <w:rFonts w:ascii="Times New Roman" w:hAnsi="Times New Roman"/>
-          <w:b/>
-          <w:color w:val="000000"/>
-          <w:sz w:val="24"/>
-          <w:szCs w:val="24"/>
-        </w:rPr>
-        <w:t>тва моя</w:t>
-      </w:r>
-      <w:r>
-        <w:rPr>
-          <w:rFonts w:ascii="Times New Roman" w:hAnsi="Times New Roman"/>
-          <w:sz w:val="24"/>
-          <w:szCs w:val="24"/>
-        </w:rPr>
-        <w:t>́</w:t>
-      </w:r>
-      <w:r>
-        <w:rPr>
-          <w:rFonts w:ascii="Times New Roman" w:hAnsi="Times New Roman"/>
-          <w:b/>
-          <w:color w:val="000000"/>
-          <w:sz w:val="24"/>
-          <w:szCs w:val="24"/>
-        </w:rPr>
-        <w:t>,* мов кади</w:t>
-      </w:r>
-      <w:r>
-        <w:rPr>
-          <w:rFonts w:ascii="Times New Roman" w:hAnsi="Times New Roman"/>
-          <w:sz w:val="24"/>
-          <w:szCs w:val="24"/>
-        </w:rPr>
-        <w:t>́</w:t>
-      </w:r>
-      <w:r>
-        <w:rPr>
-          <w:rFonts w:ascii="Times New Roman" w:hAnsi="Times New Roman"/>
-          <w:b/>
-          <w:color w:val="000000"/>
-          <w:sz w:val="24"/>
-          <w:szCs w:val="24"/>
-        </w:rPr>
-        <w:t>ло пе</w:t>
-      </w:r>
-      <w:r>
-        <w:rPr>
-          <w:rFonts w:ascii="Times New Roman" w:hAnsi="Times New Roman"/>
-          <w:sz w:val="24"/>
-          <w:szCs w:val="24"/>
-        </w:rPr>
-        <w:t>́</w:t>
-      </w:r>
-      <w:r>
-        <w:rPr>
-          <w:rFonts w:ascii="Times New Roman" w:hAnsi="Times New Roman"/>
-          <w:b/>
-          <w:color w:val="000000"/>
-          <w:sz w:val="24"/>
-          <w:szCs w:val="24"/>
-        </w:rPr>
-        <w:t>ред Тобо</w:t>
-      </w:r>
-      <w:r>
-        <w:rPr>
-          <w:rFonts w:ascii="Times New Roman" w:hAnsi="Times New Roman"/>
-          <w:sz w:val="24"/>
-          <w:szCs w:val="24"/>
-        </w:rPr>
-        <w:t>́</w:t>
-      </w:r>
-      <w:r>
-        <w:rPr>
-          <w:rFonts w:ascii="Times New Roman" w:hAnsi="Times New Roman"/>
-          <w:b/>
-          <w:color w:val="000000"/>
-          <w:sz w:val="24"/>
-          <w:szCs w:val="24"/>
-        </w:rPr>
-        <w:t>ю;* підно</w:t>
-      </w:r>
-      <w:r>
-        <w:rPr>
-          <w:rFonts w:ascii="Times New Roman" w:hAnsi="Times New Roman"/>
-          <w:sz w:val="24"/>
-          <w:szCs w:val="24"/>
-        </w:rPr>
-        <w:t>́</w:t>
-      </w:r>
-      <w:r>
-        <w:rPr>
-          <w:rFonts w:ascii="Times New Roman" w:hAnsi="Times New Roman"/>
-          <w:b/>
-          <w:color w:val="000000"/>
-          <w:sz w:val="24"/>
-          <w:szCs w:val="24"/>
-        </w:rPr>
-        <w:t>шення рук мої</w:t>
-      </w:r>
-      <w:r>
-        <w:rPr>
-          <w:rFonts w:ascii="Times New Roman" w:hAnsi="Times New Roman"/>
-          <w:sz w:val="24"/>
-          <w:szCs w:val="24"/>
-        </w:rPr>
-        <w:t>́</w:t>
-      </w:r>
-      <w:r>
-        <w:rPr>
-          <w:rFonts w:ascii="Times New Roman" w:hAnsi="Times New Roman"/>
-          <w:b/>
-          <w:color w:val="000000"/>
-          <w:sz w:val="24"/>
-          <w:szCs w:val="24"/>
-        </w:rPr>
-        <w:t>х,* як же</w:t>
-      </w:r>
-      <w:r>
-        <w:rPr>
-          <w:rFonts w:ascii="Times New Roman" w:hAnsi="Times New Roman"/>
-          <w:sz w:val="24"/>
-          <w:szCs w:val="24"/>
-        </w:rPr>
-        <w:t>́</w:t>
-      </w:r>
-      <w:r>
-        <w:rPr>
-          <w:rFonts w:ascii="Times New Roman" w:hAnsi="Times New Roman"/>
-          <w:b/>
-          <w:color w:val="000000"/>
-          <w:sz w:val="24"/>
-          <w:szCs w:val="24"/>
-        </w:rPr>
-        <w:t>ртва вечі</w:t>
-      </w:r>
-      <w:r>
-        <w:rPr>
-          <w:rFonts w:ascii="Times New Roman" w:hAnsi="Times New Roman"/>
-          <w:sz w:val="24"/>
-          <w:szCs w:val="24"/>
-        </w:rPr>
-        <w:t>́</w:t>
-      </w:r>
-      <w:r>
-        <w:rPr>
-          <w:rFonts w:ascii="Times New Roman" w:hAnsi="Times New Roman"/>
-          <w:b/>
-          <w:color w:val="000000"/>
-          <w:sz w:val="24"/>
-          <w:szCs w:val="24"/>
-        </w:rPr>
-        <w:t>рня.* Ви</w:t>
-      </w:r>
-      <w:r>
-        <w:rPr>
-          <w:rFonts w:ascii="Times New Roman" w:hAnsi="Times New Roman"/>
-          <w:sz w:val="24"/>
-          <w:szCs w:val="24"/>
-        </w:rPr>
-        <w:t>́</w:t>
-      </w:r>
-      <w:r>
-        <w:rPr>
-          <w:rFonts w:ascii="Times New Roman" w:hAnsi="Times New Roman"/>
-          <w:b/>
-          <w:color w:val="000000"/>
-          <w:sz w:val="24"/>
-          <w:szCs w:val="24"/>
-        </w:rPr>
-        <w:t>слухай мене</w:t>
-      </w:r>
-      <w:r>
-        <w:rPr>
-          <w:rFonts w:ascii="Times New Roman" w:hAnsi="Times New Roman"/>
-          <w:sz w:val="24"/>
-          <w:szCs w:val="24"/>
-        </w:rPr>
-        <w:t>́</w:t>
-      </w:r>
-      <w:r>
-        <w:rPr>
-          <w:rFonts w:ascii="Times New Roman" w:hAnsi="Times New Roman"/>
-          <w:b/>
-          <w:color w:val="000000"/>
-          <w:sz w:val="24"/>
-          <w:szCs w:val="24"/>
-        </w:rPr>
-        <w:t>, Го</w:t>
-      </w:r>
-      <w:r>
-        <w:rPr>
-          <w:rFonts w:ascii="Times New Roman" w:hAnsi="Times New Roman"/>
-          <w:sz w:val="24"/>
-          <w:szCs w:val="24"/>
-        </w:rPr>
-        <w:t>́</w:t>
-      </w:r>
-      <w:r>
-        <w:rPr>
-          <w:rFonts w:ascii="Times New Roman" w:hAnsi="Times New Roman"/>
-          <w:b/>
-          <w:color w:val="000000"/>
-          <w:sz w:val="24"/>
-          <w:szCs w:val="24"/>
         </w:rPr>
         <w:t>споди.</w:t>
       </w:r>

--- a/flow/20230914_vu_template/drafts/2024-11-u/18-ПН-Платона_Романа.docx
+++ b/flow/20230914_vu_template/drafts/2024-11-u/18-ПН-Платона_Романа.docx
@@ -1912,9 +1912,8 @@
         <w:rPr>
           <w:rFonts w:ascii="Times New Roman" w:hAnsi="Times New Roman"/>
           <w:i/>
-          <w:color w:val="FF0000"/>
-          <w:sz w:val="24"/>
-          <w:szCs w:val="24"/>
+          <w:color w:val="FF4400"/>
+          <w:sz w:val="24"/>
         </w:rPr>
         <w:t>Священник:</w:t>
       </w:r>
@@ -1922,7 +1921,6 @@
         <w:rPr>
           <w:rFonts w:ascii="Times New Roman" w:hAnsi="Times New Roman"/>
           <w:sz w:val="24"/>
-          <w:szCs w:val="24"/>
         </w:rPr>
         <w:t xml:space="preserve"> Бо Твоє є царство, і сила, і слава, Отця, і Сина, і Святого Духа, нині, і повсякчас, і на віки віків.</w:t>
       </w:r>
@@ -10028,7 +10026,6 @@
           <w:i/>
           <w:color w:val="FF4400"/>
           <w:sz w:val="24"/>
-          <w:szCs w:val="24"/>
         </w:rPr>
         <w:t>Священник:</w:t>
       </w:r>
@@ -10036,17 +10033,8 @@
         <w:rPr>
           <w:rFonts w:ascii="Times New Roman" w:hAnsi="Times New Roman"/>
           <w:sz w:val="24"/>
-          <w:szCs w:val="24"/>
-        </w:rPr>
-        <w:t xml:space="preserve"> Бо Тобі належить усяка слава, честь і пок</w:t>
-      </w:r>
-      <w:r>
-        <w:rPr>
-          <w:rFonts w:ascii="Times New Roman" w:hAnsi="Times New Roman"/>
-          <w:sz w:val="24"/>
-          <w:szCs w:val="24"/>
-        </w:rPr>
-        <w:t>лоніння, Отцю, і Сину, і Святому Духові, нині, і повсякчас, і на віки віків.</w:t>
+        </w:rPr>
+        <w:t xml:space="preserve"> Бо Тобі належить усяка слава, честь і поклоніння, Отцю, і Сину, і Святому Духові, нині, і повсякчас, і на віки віків.</w:t>
       </w:r>
     </w:p>
     <w:p>
@@ -21978,9 +21966,8 @@
         <w:rPr>
           <w:rFonts w:ascii="Times New Roman" w:hAnsi="Times New Roman"/>
           <w:i/>
-          <w:color w:val="FF0000"/>
-          <w:sz w:val="24"/>
-          <w:szCs w:val="24"/>
+          <w:color w:val="FF4400"/>
+          <w:sz w:val="24"/>
         </w:rPr>
         <w:t>Священник:</w:t>
       </w:r>
@@ -21988,7 +21975,6 @@
         <w:rPr>
           <w:rFonts w:ascii="Times New Roman" w:hAnsi="Times New Roman"/>
           <w:sz w:val="24"/>
-          <w:szCs w:val="24"/>
         </w:rPr>
         <w:t xml:space="preserve"> Бо Твоє є царство, і сила, і слава, Отця, і Сина, і Святого Духа, нині, і повсякчас, і на віки віків.</w:t>
       </w:r>
@@ -22510,17 +22496,15 @@
           <w:i/>
           <w:color w:val="FF4400"/>
           <w:sz w:val="24"/>
-          <w:szCs w:val="24"/>
-        </w:rPr>
-        <w:t xml:space="preserve">Священник: </w:t>
-      </w:r>
-      <w:r>
-        <w:rPr>
-          <w:rFonts w:ascii="Times New Roman" w:hAnsi="Times New Roman"/>
-          <w:sz w:val="24"/>
-          <w:szCs w:val="24"/>
-        </w:rPr>
-        <w:t>Бо милостивий і людинолюбний Бог єси, і Тобі славу возсилаємо, Отцю, і Сину, і Святому Духові, нині, і повсякчас, і на віки віків.</w:t>
+        </w:rPr>
+        <w:t>Священник:</w:t>
+      </w:r>
+      <w:r>
+        <w:rPr>
+          <w:rFonts w:ascii="Times New Roman" w:hAnsi="Times New Roman"/>
+          <w:sz w:val="24"/>
+        </w:rPr>
+        <w:t xml:space="preserve"> Бо милостивий і людинолюбний Бог єси, і Тобі славу возсилаємо, Отцю, і Сину, і Святому Духові, нині, і повсякчас, і на віки віків.</w:t>
       </w:r>
     </w:p>
     <w:p>
@@ -22641,19 +22625,47 @@
         <w:rPr>
           <w:rFonts w:ascii="Times New Roman" w:hAnsi="Times New Roman"/>
           <w:i/>
+          <w:color w:val="FF4400"/>
+          <w:sz w:val="24"/>
+        </w:rPr>
+        <w:t>Священник:</w:t>
+      </w:r>
+      <w:r>
+        <w:rPr>
+          <w:rFonts w:ascii="Times New Roman" w:hAnsi="Times New Roman"/>
+          <w:sz w:val="24"/>
+        </w:rPr>
+        <w:t xml:space="preserve"> Сла́ва Тобі́, Хри́сте Бо́же, упова́ння на́ше, сла́ва Тобі́!</w:t>
+      </w:r>
+    </w:p>
+    <w:p>
+      <w:pPr>
+        <w:pStyle w:val="Normal"/>
+        <w:spacing w:after="120"/>
+      </w:pPr>
+      <w:r>
+        <w:rPr>
+          <w:rFonts w:ascii="Times New Roman" w:hAnsi="Times New Roman"/>
+          <w:i/>
           <w:color w:val="FF0000"/>
           <w:sz w:val="24"/>
         </w:rPr>
-        <w:t>Священ</w:t>
-      </w:r>
-      <w:r>
-        <w:rPr>
-          <w:rFonts w:ascii="Times New Roman" w:hAnsi="Times New Roman"/>
-          <w:i/>
+        <w:t>Вірні:</w:t>
+      </w:r>
+      <w:r>
+        <w:rPr>
+          <w:rFonts w:ascii="Times New Roman" w:hAnsi="Times New Roman"/>
           <w:color w:val="FF0000"/>
           <w:sz w:val="24"/>
         </w:rPr>
-        <w:t>н</w:t>
+        <w:t xml:space="preserve"> </w:t>
+      </w:r>
+      <w:r>
+        <w:rPr>
+          <w:rFonts w:ascii="Times New Roman" w:hAnsi="Times New Roman"/>
+          <w:sz w:val="24"/>
+        </w:rPr>
+        <w:t xml:space="preserve">Сла́ва Отцю́, і Си́ну, і Свято́му Ду́хові, і ни́ні, і повсякча́с, і на ві́ки вікі́в. Амі́нь. Го́споди, поми́луй. </w:t>
       </w:r>
       <w:r>
         <w:rPr>
@@ -22662,60 +22674,6 @@
           <w:color w:val="FF0000"/>
           <w:sz w:val="24"/>
         </w:rPr>
-        <w:t>ик:</w:t>
-      </w:r>
-      <w:r>
-        <w:rPr>
-          <w:rFonts w:ascii="Times New Roman" w:hAnsi="Times New Roman"/>
-          <w:color w:val="FF0000"/>
-          <w:sz w:val="24"/>
-        </w:rPr>
-        <w:t xml:space="preserve"> </w:t>
-      </w:r>
-      <w:r>
-        <w:rPr>
-          <w:rFonts w:ascii="Times New Roman" w:hAnsi="Times New Roman"/>
-          <w:sz w:val="24"/>
-        </w:rPr>
-        <w:t>Сла́ва Тобі́, Хри́сте Бо́же, упова́ння на́ше, сла́ва Тобі́!</w:t>
-      </w:r>
-    </w:p>
-    <w:p>
-      <w:pPr>
-        <w:pStyle w:val="Normal"/>
-        <w:spacing w:after="120"/>
-      </w:pPr>
-      <w:r>
-        <w:rPr>
-          <w:rFonts w:ascii="Times New Roman" w:hAnsi="Times New Roman"/>
-          <w:i/>
-          <w:color w:val="FF0000"/>
-          <w:sz w:val="24"/>
-        </w:rPr>
-        <w:t>Вірні:</w:t>
-      </w:r>
-      <w:r>
-        <w:rPr>
-          <w:rFonts w:ascii="Times New Roman" w:hAnsi="Times New Roman"/>
-          <w:color w:val="FF0000"/>
-          <w:sz w:val="24"/>
-        </w:rPr>
-        <w:t xml:space="preserve"> </w:t>
-      </w:r>
-      <w:r>
-        <w:rPr>
-          <w:rFonts w:ascii="Times New Roman" w:hAnsi="Times New Roman"/>
-          <w:sz w:val="24"/>
-        </w:rPr>
-        <w:t xml:space="preserve">Сла́ва Отцю́, і Си́ну, і Свято́му Ду́хові, і ни́ні, і повсякча́с, і на ві́ки вікі́в. Амі́нь. Го́споди, поми́луй. </w:t>
-      </w:r>
-      <w:r>
-        <w:rPr>
-          <w:rFonts w:ascii="Times New Roman" w:hAnsi="Times New Roman"/>
-          <w:i/>
-          <w:color w:val="FF0000"/>
-          <w:sz w:val="24"/>
-        </w:rPr>
         <w:t>(3 р.)</w:t>
       </w:r>
       <w:r>
@@ -22729,74 +22687,38 @@
     <w:p>
       <w:pPr>
         <w:spacing w:after="120"/>
-        <w:jc w:val="both"/>
-        <w:rPr>
-          <w:rFonts w:ascii="Times New Roman" w:hAnsi="Times New Roman"/>
-          <w:sz w:val="24"/>
-          <w:szCs w:val="24"/>
-        </w:rPr>
-      </w:pPr>
-      <w:r>
-        <w:rPr>
-          <w:rFonts w:ascii="Times New Roman" w:hAnsi="Times New Roman"/>
-          <w:i/>
-          <w:color w:val="FF0000"/>
-          <w:sz w:val="24"/>
-          <w:szCs w:val="24"/>
-        </w:rPr>
-        <w:t>Священик:</w:t>
-      </w:r>
-      <w:r>
-        <w:rPr>
-          <w:rFonts w:ascii="Times New Roman" w:hAnsi="Times New Roman"/>
-          <w:color w:val="FF0000"/>
-          <w:sz w:val="24"/>
-          <w:szCs w:val="24"/>
-        </w:rPr>
-        <w:t xml:space="preserve"> </w:t>
-      </w:r>
-      <w:r>
-        <w:rPr>
-          <w:rFonts w:ascii="Times New Roman" w:hAnsi="Times New Roman"/>
-          <w:sz w:val="24"/>
-          <w:szCs w:val="24"/>
-        </w:rPr>
-        <w:t>Христос, істинний Бог наш, молитвами пречистої своєї Матері, заступництвом чесних небесних сил безплотних, святих, славних і всехвальних апостолів, і святого (</w:t>
-      </w:r>
-      <w:r>
-        <w:rPr>
-          <w:rFonts w:ascii="Times New Roman" w:hAnsi="Times New Roman"/>
-          <w:i/>
-          <w:color w:val="FF0000"/>
-          <w:sz w:val="24"/>
-          <w:szCs w:val="24"/>
-        </w:rPr>
-        <w:t>ім'я, якого є храм</w:t>
-      </w:r>
-      <w:r>
-        <w:rPr>
-          <w:rFonts w:ascii="Times New Roman" w:hAnsi="Times New Roman"/>
-          <w:sz w:val="24"/>
-          <w:szCs w:val="24"/>
-        </w:rPr>
-        <w:t xml:space="preserve">), і святих мучеників </w:t>
-      </w:r>
-      <w:r>
-        <w:rPr>
-          <w:rFonts w:ascii="Times New Roman" w:hAnsi="Times New Roman"/>
-          <w:color w:val="000000"/>
-          <w:sz w:val="24"/>
-          <w:szCs w:val="24"/>
-        </w:rPr>
-        <w:t>Платона й Романа</w:t>
-      </w:r>
-      <w:r>
-        <w:rPr>
-          <w:rFonts w:ascii="Times New Roman" w:hAnsi="Times New Roman"/>
-          <w:sz w:val="24"/>
-          <w:szCs w:val="24"/>
-        </w:rPr>
-        <w:t>, і всіх святих, помилує і спасе нас, як благий і людинолюбний.</w:t>
+      </w:pPr>
+      <w:r>
+        <w:rPr>
+          <w:rFonts w:ascii="Times New Roman" w:hAnsi="Times New Roman"/>
+          <w:i/>
+          <w:color w:val="FF4400"/>
+          <w:sz w:val="24"/>
+        </w:rPr>
+        <w:t>Священник:</w:t>
+      </w:r>
+      <w:r>
+        <w:rPr>
+          <w:rFonts w:ascii="Times New Roman" w:hAnsi="Times New Roman"/>
+          <w:sz w:val="24"/>
+        </w:rPr>
+        <w:t xml:space="preserve"> Христос, істинний Бог наш - молитвами пречистої Своєї Матері, заступництвом чесних небесних сил безтілесних, святих славних і всехвальних апостолів, і святого, </w:t>
+      </w:r>
+      <w:r>
+        <w:rPr>
+          <w:rFonts w:ascii="Times New Roman" w:hAnsi="Times New Roman"/>
+          <w:i/>
+          <w:color w:val="FF4400"/>
+          <w:sz w:val="24"/>
+        </w:rPr>
+        <w:t>якого є храм</w:t>
+      </w:r>
+      <w:r>
+        <w:rPr>
+          <w:rFonts w:ascii="Times New Roman" w:hAnsi="Times New Roman"/>
+          <w:sz w:val="24"/>
+        </w:rPr>
+        <w:t>, і святих мучеників Платона й Романа, і всіх святих - помилує і спасе нас як благий і людинолюбний.</w:t>
       </w:r>
     </w:p>
     <w:p>
@@ -26975,7 +26897,6 @@
           <w:i/>
           <w:color w:val="FF4400"/>
           <w:sz w:val="24"/>
-          <w:szCs w:val="24"/>
         </w:rPr>
         <w:t>Священник:</w:t>
       </w:r>
@@ -26983,17 +26904,8 @@
         <w:rPr>
           <w:rFonts w:ascii="Times New Roman" w:hAnsi="Times New Roman"/>
           <w:sz w:val="24"/>
-          <w:szCs w:val="24"/>
-        </w:rPr>
-        <w:t xml:space="preserve"> Бо Тобі належить усяка слава, честь і поклоніння, Отцю, і Сину, і Святому Духові, нині, і повсякчас, і на</w:t>
-      </w:r>
-      <w:r>
-        <w:rPr>
-          <w:rFonts w:ascii="Times New Roman" w:hAnsi="Times New Roman"/>
-          <w:sz w:val="24"/>
-          <w:szCs w:val="24"/>
-        </w:rPr>
-        <w:t xml:space="preserve"> віки віків.</w:t>
+        </w:rPr>
+        <w:t xml:space="preserve"> Бо Тобі належить усяка слава, честь і поклоніння, Отцю, і Сину, і Святому Духові, нині, і повсякчас, і на віки віків.</w:t>
       </w:r>
     </w:p>
     <w:p>
@@ -27601,26 +27513,13 @@
           <w:i/>
           <w:color w:val="FF4400"/>
           <w:sz w:val="24"/>
-          <w:szCs w:val="24"/>
-        </w:rPr>
-        <w:t>Священн</w:t>
-      </w:r>
-      <w:r>
-        <w:rPr>
-          <w:rFonts w:ascii="Times New Roman" w:hAnsi="Times New Roman"/>
-          <w:i/>
-          <w:color w:val="FF4400"/>
-          <w:sz w:val="24"/>
-          <w:szCs w:val="24"/>
-        </w:rPr>
-        <w:t>ик:</w:t>
-      </w:r>
-      <w:r>
-        <w:rPr>
-          <w:rFonts w:ascii="Times New Roman" w:hAnsi="Times New Roman"/>
-          <w:color w:val="000000"/>
-          <w:sz w:val="24"/>
-          <w:szCs w:val="24"/>
+        </w:rPr>
+        <w:t>Священник:</w:t>
+      </w:r>
+      <w:r>
+        <w:rPr>
+          <w:rFonts w:ascii="Times New Roman" w:hAnsi="Times New Roman"/>
+          <w:sz w:val="24"/>
         </w:rPr>
         <w:t xml:space="preserve"> Бо Твоя є влада і Твоє є царство, і сила, і слава, Отця, і Сина, і Святого Духа, нині, і повсякчас, і на віки віків.</w:t>
       </w:r>
@@ -28002,27 +27901,15 @@
           <w:i/>
           <w:color w:val="FF4400"/>
           <w:sz w:val="24"/>
-          <w:szCs w:val="24"/>
         </w:rPr>
         <w:t>Священник:</w:t>
       </w:r>
       <w:r>
         <w:rPr>
           <w:rFonts w:ascii="Times New Roman" w:hAnsi="Times New Roman"/>
-          <w:color w:val="000000"/>
-          <w:sz w:val="24"/>
-          <w:szCs w:val="24"/>
-        </w:rPr>
-        <w:t xml:space="preserve"> Бо Ти благий і людинолюбний Бог – і Тобі славу возси</w:t>
-      </w:r>
-      <w:r>
-        <w:rPr>
-          <w:rFonts w:ascii="Times New Roman" w:hAnsi="Times New Roman"/>
-          <w:color w:val="000000"/>
-          <w:sz w:val="24"/>
-          <w:szCs w:val="24"/>
-        </w:rPr>
-        <w:t>лаємо, Отцю, і Сину, і Святому Духові, нині, і повсякчас, і на віки віків.</w:t>
+          <w:sz w:val="24"/>
+        </w:rPr>
+        <w:t xml:space="preserve"> Бо Ти благий і людинолюбний Бог – і Тобі славу возсилаємо, Отцю, і Сину, і Святому Духові, нині, і повсякчас, і на віки віків.</w:t>
       </w:r>
     </w:p>
     <w:p>
@@ -29463,28 +29350,17 @@
         <w:rPr>
           <w:rFonts w:ascii="Times New Roman" w:hAnsi="Times New Roman"/>
           <w:i/>
-          <w:color w:val="FF0000"/>
-          <w:sz w:val="24"/>
-          <w:szCs w:val="24"/>
-        </w:rPr>
-        <w:t xml:space="preserve">Священник: </w:t>
-      </w:r>
-      <w:r>
-        <w:rPr>
-          <w:rFonts w:ascii="Times New Roman" w:hAnsi="Times New Roman"/>
-          <w:color w:val="000000"/>
-          <w:sz w:val="24"/>
-          <w:szCs w:val="24"/>
-        </w:rPr>
-        <w:t>Бо Ти Бог наш і Тобі славу возсилаємо: Отцю, і Сину, і Святому Духові</w:t>
-      </w:r>
-      <w:r>
-        <w:rPr>
-          <w:rFonts w:ascii="Times New Roman" w:hAnsi="Times New Roman"/>
-          <w:sz w:val="24"/>
-          <w:szCs w:val="24"/>
-        </w:rPr>
-        <w:t>, нині, і повсякчас, і на віки віків.</w:t>
+          <w:color w:val="FF4400"/>
+          <w:sz w:val="24"/>
+        </w:rPr>
+        <w:t>Священник:</w:t>
+      </w:r>
+      <w:r>
+        <w:rPr>
+          <w:rFonts w:ascii="Times New Roman" w:hAnsi="Times New Roman"/>
+          <w:sz w:val="24"/>
+        </w:rPr>
+        <w:t xml:space="preserve"> Бо Ти Бог наш і Тобі славу возсилаємо: Отцю, і Сину, і Святому Духові, нині, і повсякчас, і на віки віків.</w:t>
       </w:r>
     </w:p>
     <w:p>
@@ -30450,28 +30326,17 @@
         <w:rPr>
           <w:rFonts w:ascii="Times New Roman" w:hAnsi="Times New Roman"/>
           <w:i/>
-          <w:color w:val="FF0000"/>
-          <w:sz w:val="24"/>
-          <w:szCs w:val="24"/>
-        </w:rPr>
-        <w:t xml:space="preserve">Священник: </w:t>
-      </w:r>
-      <w:r>
-        <w:rPr>
-          <w:rFonts w:ascii="Times New Roman" w:hAnsi="Times New Roman"/>
-          <w:color w:val="000000"/>
-          <w:sz w:val="24"/>
-          <w:szCs w:val="24"/>
-        </w:rPr>
-        <w:t>Бо Ти цар миру і Спас душ наших – і Тобі славу возсилаємо, Отцю, і Сину, і Святому Духові</w:t>
-      </w:r>
-      <w:r>
-        <w:rPr>
-          <w:rFonts w:ascii="Times New Roman" w:hAnsi="Times New Roman"/>
-          <w:sz w:val="24"/>
-          <w:szCs w:val="24"/>
-        </w:rPr>
-        <w:t>, нині, і повсякчас, і на віки віків.</w:t>
+          <w:color w:val="FF4400"/>
+          <w:sz w:val="24"/>
+        </w:rPr>
+        <w:t>Священник:</w:t>
+      </w:r>
+      <w:r>
+        <w:rPr>
+          <w:rFonts w:ascii="Times New Roman" w:hAnsi="Times New Roman"/>
+          <w:sz w:val="24"/>
+        </w:rPr>
+        <w:t xml:space="preserve"> Бо Ти цар миру і Спас душ наших – і Тобі славу возсилаємо, Отцю, і Сину, і Святому Духові, нині, і повсякчас, і на віки віків.</w:t>
       </w:r>
     </w:p>
     <w:p>
@@ -34028,18 +33893,15 @@
           <w:i/>
           <w:color w:val="FF4400"/>
           <w:sz w:val="24"/>
-          <w:szCs w:val="24"/>
-        </w:rPr>
-        <w:t xml:space="preserve">Священник: </w:t>
-      </w:r>
-      <w:r>
-        <w:rPr>
-          <w:rFonts w:ascii="Times New Roman" w:hAnsi="Times New Roman"/>
-          <w:color w:val="000000"/>
-          <w:sz w:val="24"/>
-          <w:szCs w:val="24"/>
-        </w:rPr>
-        <w:t>Бо до Тебе належить милувати і спасати нас, Боже наш, і Тобі славу возсилаємо, Отцю, і Сину, і Святому Духові, нині, і повсякчас, і на віки віків.</w:t>
+        </w:rPr>
+        <w:t>Священник:</w:t>
+      </w:r>
+      <w:r>
+        <w:rPr>
+          <w:rFonts w:ascii="Times New Roman" w:hAnsi="Times New Roman"/>
+          <w:sz w:val="24"/>
+        </w:rPr>
+        <w:t xml:space="preserve"> Бо до Тебе належить милувати і спасати нас, Боже наш, і Тобі славу возсилаємо, Отцю, і Сину, і Святому Духові, нині, і повсякчас, і на віки віків.</w:t>
       </w:r>
     </w:p>
     <w:p>
@@ -36109,9 +35971,8 @@
         <w:rPr>
           <w:rFonts w:ascii="Times New Roman" w:hAnsi="Times New Roman"/>
           <w:i/>
-          <w:color w:val="FF0000"/>
-          <w:sz w:val="24"/>
-          <w:szCs w:val="24"/>
+          <w:color w:val="FF4400"/>
+          <w:sz w:val="24"/>
         </w:rPr>
         <w:t>Священник:</w:t>
       </w:r>
@@ -36119,7 +35980,6 @@
         <w:rPr>
           <w:rFonts w:ascii="Times New Roman" w:hAnsi="Times New Roman"/>
           <w:sz w:val="24"/>
-          <w:szCs w:val="24"/>
         </w:rPr>
         <w:t xml:space="preserve"> Бо Твоє є царство, і сила, і слава, Отця, і Сина, і Святого Духа, нині, і повсякчас, і на віки віків.</w:t>
       </w:r>
@@ -36614,25 +36474,15 @@
           <w:i/>
           <w:color w:val="FF4400"/>
           <w:sz w:val="24"/>
-          <w:szCs w:val="24"/>
-        </w:rPr>
-        <w:t xml:space="preserve">Священник: </w:t>
-      </w:r>
-      <w:r>
-        <w:rPr>
-          <w:rFonts w:ascii="Times New Roman" w:hAnsi="Times New Roman"/>
-          <w:sz w:val="24"/>
-          <w:szCs w:val="24"/>
-        </w:rPr>
-        <w:t>Бо милостивий і людинолюбний Бог єси, і Тобі славу возсилаєм</w:t>
-      </w:r>
-      <w:r>
-        <w:rPr>
-          <w:rFonts w:ascii="Times New Roman" w:hAnsi="Times New Roman"/>
-          <w:sz w:val="24"/>
-          <w:szCs w:val="24"/>
-        </w:rPr>
-        <w:t>о, Отцю, і Сину, і Святому Духові, нині, і повсякчас, і на віки віків.</w:t>
+        </w:rPr>
+        <w:t>Священник:</w:t>
+      </w:r>
+      <w:r>
+        <w:rPr>
+          <w:rFonts w:ascii="Times New Roman" w:hAnsi="Times New Roman"/>
+          <w:sz w:val="24"/>
+        </w:rPr>
+        <w:t xml:space="preserve"> Бо милостивий і людинолюбний Бог єси, і Тобі славу возсилаємо, Отцю, і Сину, і Святому Духові, нині, і повсякчас, і на віки віків.</w:t>
       </w:r>
     </w:p>
     <w:p>
@@ -36753,19 +36603,47 @@
         <w:rPr>
           <w:rFonts w:ascii="Times New Roman" w:hAnsi="Times New Roman"/>
           <w:i/>
+          <w:color w:val="FF4400"/>
+          <w:sz w:val="24"/>
+        </w:rPr>
+        <w:t>Священник:</w:t>
+      </w:r>
+      <w:r>
+        <w:rPr>
+          <w:rFonts w:ascii="Times New Roman" w:hAnsi="Times New Roman"/>
+          <w:sz w:val="24"/>
+        </w:rPr>
+        <w:t xml:space="preserve"> Сла́ва Тобі́, Хри́сте Бо́же, упова́ння на́ше, сла́ва Тобі́!</w:t>
+      </w:r>
+    </w:p>
+    <w:p>
+      <w:pPr>
+        <w:pStyle w:val="Normal"/>
+        <w:spacing w:after="120"/>
+      </w:pPr>
+      <w:r>
+        <w:rPr>
+          <w:rFonts w:ascii="Times New Roman" w:hAnsi="Times New Roman"/>
+          <w:i/>
           <w:color w:val="FF0000"/>
           <w:sz w:val="24"/>
         </w:rPr>
-        <w:t>Священ</w:t>
-      </w:r>
-      <w:r>
-        <w:rPr>
-          <w:rFonts w:ascii="Times New Roman" w:hAnsi="Times New Roman"/>
-          <w:i/>
+        <w:t>Вірні:</w:t>
+      </w:r>
+      <w:r>
+        <w:rPr>
+          <w:rFonts w:ascii="Times New Roman" w:hAnsi="Times New Roman"/>
           <w:color w:val="FF0000"/>
           <w:sz w:val="24"/>
         </w:rPr>
-        <w:t>н</w:t>
+        <w:t xml:space="preserve"> </w:t>
+      </w:r>
+      <w:r>
+        <w:rPr>
+          <w:rFonts w:ascii="Times New Roman" w:hAnsi="Times New Roman"/>
+          <w:sz w:val="24"/>
+        </w:rPr>
+        <w:t xml:space="preserve">Сла́ва Отцю́, і Си́ну, і Свято́му Ду́хові, і ни́ні, і повсякча́с, і на ві́ки вікі́в. Амі́нь. Го́споди, поми́луй. </w:t>
       </w:r>
       <w:r>
         <w:rPr>
@@ -36774,60 +36652,6 @@
           <w:color w:val="FF0000"/>
           <w:sz w:val="24"/>
         </w:rPr>
-        <w:t>ик:</w:t>
-      </w:r>
-      <w:r>
-        <w:rPr>
-          <w:rFonts w:ascii="Times New Roman" w:hAnsi="Times New Roman"/>
-          <w:color w:val="FF0000"/>
-          <w:sz w:val="24"/>
-        </w:rPr>
-        <w:t xml:space="preserve"> </w:t>
-      </w:r>
-      <w:r>
-        <w:rPr>
-          <w:rFonts w:ascii="Times New Roman" w:hAnsi="Times New Roman"/>
-          <w:sz w:val="24"/>
-        </w:rPr>
-        <w:t>Сла́ва Тобі́, Хри́сте Бо́же, упова́ння на́ше, сла́ва Тобі́!</w:t>
-      </w:r>
-    </w:p>
-    <w:p>
-      <w:pPr>
-        <w:pStyle w:val="Normal"/>
-        <w:spacing w:after="120"/>
-      </w:pPr>
-      <w:r>
-        <w:rPr>
-          <w:rFonts w:ascii="Times New Roman" w:hAnsi="Times New Roman"/>
-          <w:i/>
-          <w:color w:val="FF0000"/>
-          <w:sz w:val="24"/>
-        </w:rPr>
-        <w:t>Вірні:</w:t>
-      </w:r>
-      <w:r>
-        <w:rPr>
-          <w:rFonts w:ascii="Times New Roman" w:hAnsi="Times New Roman"/>
-          <w:color w:val="FF0000"/>
-          <w:sz w:val="24"/>
-        </w:rPr>
-        <w:t xml:space="preserve"> </w:t>
-      </w:r>
-      <w:r>
-        <w:rPr>
-          <w:rFonts w:ascii="Times New Roman" w:hAnsi="Times New Roman"/>
-          <w:sz w:val="24"/>
-        </w:rPr>
-        <w:t xml:space="preserve">Сла́ва Отцю́, і Си́ну, і Свято́му Ду́хові, і ни́ні, і повсякча́с, і на ві́ки вікі́в. Амі́нь. Го́споди, поми́луй. </w:t>
-      </w:r>
-      <w:r>
-        <w:rPr>
-          <w:rFonts w:ascii="Times New Roman" w:hAnsi="Times New Roman"/>
-          <w:i/>
-          <w:color w:val="FF0000"/>
-          <w:sz w:val="24"/>
-        </w:rPr>
         <w:t>(3 р.)</w:t>
       </w:r>
       <w:r>
@@ -36841,82 +36665,38 @@
     <w:p>
       <w:pPr>
         <w:spacing w:after="120"/>
-        <w:jc w:val="both"/>
-        <w:rPr>
-          <w:rFonts w:ascii="Times New Roman" w:hAnsi="Times New Roman"/>
-          <w:sz w:val="24"/>
-          <w:szCs w:val="24"/>
-        </w:rPr>
-      </w:pPr>
-      <w:r>
-        <w:rPr>
-          <w:rFonts w:ascii="Times New Roman" w:hAnsi="Times New Roman"/>
-          <w:i/>
-          <w:color w:val="FF0000"/>
-          <w:sz w:val="24"/>
-          <w:szCs w:val="24"/>
-        </w:rPr>
-        <w:t>Священик:</w:t>
-      </w:r>
-      <w:r>
-        <w:rPr>
-          <w:rFonts w:ascii="Times New Roman" w:hAnsi="Times New Roman"/>
-          <w:color w:val="FF0000"/>
-          <w:sz w:val="24"/>
-          <w:szCs w:val="24"/>
-        </w:rPr>
-        <w:t xml:space="preserve"> </w:t>
-      </w:r>
-      <w:r>
-        <w:rPr>
-          <w:rFonts w:ascii="Times New Roman" w:hAnsi="Times New Roman"/>
-          <w:sz w:val="24"/>
-          <w:szCs w:val="24"/>
-        </w:rPr>
-        <w:t>Христос, істинний Бог наш, молитвами пречистої своєї Матері, з</w:t>
-      </w:r>
-      <w:r>
-        <w:rPr>
-          <w:rFonts w:ascii="Times New Roman" w:hAnsi="Times New Roman"/>
-          <w:sz w:val="24"/>
-          <w:szCs w:val="24"/>
-        </w:rPr>
-        <w:t>аступництвом чесних небесних сил безплотних, святих, славних і всехвальних апостолів, і святого (</w:t>
-      </w:r>
-      <w:r>
-        <w:rPr>
-          <w:rFonts w:ascii="Times New Roman" w:hAnsi="Times New Roman"/>
-          <w:i/>
-          <w:color w:val="FF0000"/>
-          <w:sz w:val="24"/>
-          <w:szCs w:val="24"/>
-        </w:rPr>
-        <w:t>ім'я, якого є храм</w:t>
-      </w:r>
-      <w:r>
-        <w:rPr>
-          <w:rFonts w:ascii="Times New Roman" w:hAnsi="Times New Roman"/>
-          <w:sz w:val="24"/>
-          <w:szCs w:val="24"/>
-        </w:rPr>
-        <w:t xml:space="preserve">), і святих мучеників </w:t>
-      </w:r>
-      <w:r>
-        <w:rPr>
-          <w:rFonts w:ascii="Times New Roman" w:hAnsi="Times New Roman"/>
-          <w:color w:val="000000"/>
-          <w:sz w:val="24"/>
-          <w:szCs w:val="24"/>
-        </w:rPr>
-        <w:t>Платона й Романа</w:t>
-      </w:r>
-      <w:r>
-        <w:rPr>
-          <w:rFonts w:ascii="Times New Roman" w:hAnsi="Times New Roman"/>
-          <w:sz w:val="24"/>
-          <w:szCs w:val="24"/>
-        </w:rPr>
-        <w:t>, і всіх святих, помилує і спасе нас, як благий і людинолюбний.</w:t>
+      </w:pPr>
+      <w:r>
+        <w:rPr>
+          <w:rFonts w:ascii="Times New Roman" w:hAnsi="Times New Roman"/>
+          <w:i/>
+          <w:color w:val="FF4400"/>
+          <w:sz w:val="24"/>
+        </w:rPr>
+        <w:t>Священник:</w:t>
+      </w:r>
+      <w:r>
+        <w:rPr>
+          <w:rFonts w:ascii="Times New Roman" w:hAnsi="Times New Roman"/>
+          <w:sz w:val="24"/>
+        </w:rPr>
+        <w:t xml:space="preserve"> Христос, істинний Бог наш - молитвами пречистої Своєї Матері, заступництвом чесних небесних сил безтілесних, святих славних і всехвальних апостолів, і святого, </w:t>
+      </w:r>
+      <w:r>
+        <w:rPr>
+          <w:rFonts w:ascii="Times New Roman" w:hAnsi="Times New Roman"/>
+          <w:i/>
+          <w:color w:val="FF4400"/>
+          <w:sz w:val="24"/>
+        </w:rPr>
+        <w:t>якого є храм</w:t>
+      </w:r>
+      <w:r>
+        <w:rPr>
+          <w:rFonts w:ascii="Times New Roman" w:hAnsi="Times New Roman"/>
+          <w:sz w:val="24"/>
+        </w:rPr>
+        <w:t>, і святих мучеників Платона й Романа, і всіх святих - помилує і спасе нас як благий і людинолюбний.</w:t>
       </w:r>
     </w:p>
     <w:p>
